--- a/doc/Wpf_Folyamatok.docx
+++ b/doc/Wpf_Folyamatok.docx
@@ -4,20 +4,351 @@
   <w:body>
     <w:p>
       <w:pPr>
-        <w:ind w:left="708"/>
+        <w:ind w:left="708" w:firstLine="708"/>
+        <w:rPr>
+          <w:b/>
+          <w:sz w:val="32"/>
+          <w:szCs w:val="32"/>
+        </w:rPr>
+      </w:pPr>
+      <w:r>
         <w:rPr>
           <w:b/>
           <w:sz w:val="44"/>
           <w:szCs w:val="44"/>
         </w:rPr>
-      </w:pPr>
+        <w:t>Telepítése Előkészítése</w:t>
+      </w:r>
+      <w:r>
+        <w:rPr>
+          <w:b/>
+          <w:sz w:val="32"/>
+          <w:szCs w:val="32"/>
+        </w:rPr>
+        <w:t xml:space="preserve"> </w:t>
+      </w:r>
+    </w:p>
+    <w:p>
+      <w:pPr>
+        <w:ind w:left="708"/>
+        <w:rPr>
+          <w:b/>
+          <w:sz w:val="32"/>
+          <w:szCs w:val="32"/>
+        </w:rPr>
+      </w:pPr>
+      <w:r>
+        <w:rPr>
+          <w:b/>
+          <w:sz w:val="32"/>
+          <w:szCs w:val="32"/>
+        </w:rPr>
+        <w:t>1. Szerverkörnyezet előkészítése</w:t>
+      </w:r>
+    </w:p>
+    <w:p>
+      <w:pPr>
+        <w:ind w:left="708"/>
+        <w:rPr>
+          <w:b/>
+          <w:sz w:val="32"/>
+          <w:szCs w:val="32"/>
+        </w:rPr>
+      </w:pPr>
+      <w:r>
+        <w:rPr>
+          <w:b/>
+          <w:sz w:val="32"/>
+          <w:szCs w:val="32"/>
+        </w:rPr>
+        <w:t xml:space="preserve"> Az alkalmazás futtatásához elengedhetetlen a XAMPP használata, amely biztosítja a szükséges szerveroldali szolgáltatásokat. A XAMPP vezérlőpultot el kell indítani. Az alábbi modulokat kötelező elindítani: </w:t>
+      </w:r>
       <w:proofErr w:type="spellStart"/>
       <w:r>
+        <w:rPr>
+          <w:b/>
+          <w:sz w:val="32"/>
+          <w:szCs w:val="32"/>
+        </w:rPr>
+        <w:t>Apache</w:t>
+      </w:r>
+      <w:proofErr w:type="spellEnd"/>
+      <w:r>
+        <w:rPr>
+          <w:b/>
+          <w:sz w:val="32"/>
+          <w:szCs w:val="32"/>
+        </w:rPr>
+        <w:t xml:space="preserve"> – a webkiszolgáló működéséhez </w:t>
+      </w:r>
+      <w:proofErr w:type="spellStart"/>
+      <w:r>
+        <w:rPr>
+          <w:b/>
+          <w:sz w:val="32"/>
+          <w:szCs w:val="32"/>
+        </w:rPr>
+        <w:t>MySQL</w:t>
+      </w:r>
+      <w:proofErr w:type="spellEnd"/>
+      <w:r>
+        <w:rPr>
+          <w:b/>
+          <w:sz w:val="32"/>
+          <w:szCs w:val="32"/>
+        </w:rPr>
+        <w:t xml:space="preserve"> – az adatbázis kezeléséhez Az alkalmazás csak akkor működik megfelelően, ha mindkét szolgáltatás aktív állapotban van.</w:t>
+      </w:r>
+      <w:bookmarkStart w:id="0" w:name="_GoBack"/>
+      <w:bookmarkEnd w:id="0"/>
+    </w:p>
+    <w:p>
+      <w:pPr>
+        <w:ind w:left="708"/>
+        <w:rPr>
+          <w:b/>
+          <w:sz w:val="32"/>
+          <w:szCs w:val="32"/>
+        </w:rPr>
+      </w:pPr>
+      <w:r>
+        <w:rPr>
+          <w:b/>
+          <w:sz w:val="32"/>
+          <w:szCs w:val="32"/>
+        </w:rPr>
+        <w:t xml:space="preserve"> 2. Adatbázis telepítése</w:t>
+      </w:r>
+    </w:p>
+    <w:p>
+      <w:pPr>
+        <w:ind w:left="708"/>
+        <w:rPr>
+          <w:b/>
+          <w:sz w:val="32"/>
+          <w:szCs w:val="32"/>
+        </w:rPr>
+      </w:pPr>
+      <w:r>
+        <w:rPr>
+          <w:b/>
+          <w:sz w:val="32"/>
+          <w:szCs w:val="32"/>
+        </w:rPr>
+        <w:t xml:space="preserve"> A projekt adatkezelése </w:t>
+      </w:r>
+      <w:proofErr w:type="spellStart"/>
+      <w:r>
+        <w:rPr>
+          <w:b/>
+          <w:sz w:val="32"/>
+          <w:szCs w:val="32"/>
+        </w:rPr>
+        <w:t>MySQL</w:t>
+      </w:r>
+      <w:proofErr w:type="spellEnd"/>
+      <w:r>
+        <w:rPr>
+          <w:b/>
+          <w:sz w:val="32"/>
+          <w:szCs w:val="32"/>
+        </w:rPr>
+        <w:t xml:space="preserve"> adatbázison alapul. A mellékelt adatbázisfájlt (pl. .</w:t>
+      </w:r>
+      <w:proofErr w:type="spellStart"/>
+      <w:r>
+        <w:rPr>
+          <w:b/>
+          <w:sz w:val="32"/>
+          <w:szCs w:val="32"/>
+        </w:rPr>
+        <w:t>sql</w:t>
+      </w:r>
+      <w:proofErr w:type="spellEnd"/>
+      <w:r>
+        <w:rPr>
+          <w:b/>
+          <w:sz w:val="32"/>
+          <w:szCs w:val="32"/>
+        </w:rPr>
+        <w:t xml:space="preserve">) a </w:t>
+      </w:r>
+      <w:proofErr w:type="spellStart"/>
+      <w:r>
+        <w:rPr>
+          <w:b/>
+          <w:sz w:val="32"/>
+          <w:szCs w:val="32"/>
+        </w:rPr>
+        <w:t>phpMyAdmin</w:t>
+      </w:r>
+      <w:proofErr w:type="spellEnd"/>
+      <w:r>
+        <w:rPr>
+          <w:b/>
+          <w:sz w:val="32"/>
+          <w:szCs w:val="32"/>
+        </w:rPr>
+        <w:t xml:space="preserve"> felületén keresztül kell importálni. Az adatbázist a XAMPP </w:t>
+      </w:r>
+      <w:proofErr w:type="spellStart"/>
+      <w:r>
+        <w:rPr>
+          <w:b/>
+          <w:sz w:val="32"/>
+          <w:szCs w:val="32"/>
+        </w:rPr>
+        <w:t>MySQL</w:t>
+      </w:r>
+      <w:proofErr w:type="spellEnd"/>
+      <w:r>
+        <w:rPr>
+          <w:b/>
+          <w:sz w:val="32"/>
+          <w:szCs w:val="32"/>
+        </w:rPr>
+        <w:t xml:space="preserve"> szolgáltatásában kell létrehozni. Az adatbázis struktúrájának és adatainak helyes betöltése nélkül az alkalmazás nem képes megfelelően működni</w:t>
+      </w:r>
+      <w:r>
+        <w:rPr>
+          <w:b/>
+          <w:sz w:val="32"/>
+          <w:szCs w:val="32"/>
+        </w:rPr>
+        <w:t>.</w:t>
+      </w:r>
+    </w:p>
+    <w:p>
+      <w:pPr>
+        <w:ind w:left="708"/>
+        <w:rPr>
+          <w:b/>
+          <w:sz w:val="32"/>
+          <w:szCs w:val="32"/>
+        </w:rPr>
+      </w:pPr>
+      <w:r>
+        <w:rPr>
+          <w:b/>
+          <w:sz w:val="32"/>
+          <w:szCs w:val="32"/>
+        </w:rPr>
+        <w:t xml:space="preserve">3. Projektfájlok elhelyezése </w:t>
+      </w:r>
+    </w:p>
+    <w:p>
+      <w:pPr>
+        <w:ind w:left="708"/>
+        <w:rPr>
+          <w:b/>
+          <w:sz w:val="32"/>
+          <w:szCs w:val="32"/>
+        </w:rPr>
+      </w:pPr>
+      <w:r>
+        <w:rPr>
+          <w:b/>
+          <w:sz w:val="32"/>
+          <w:szCs w:val="32"/>
+        </w:rPr>
+        <w:t xml:space="preserve">A projekt teljes mappáját a XAMPP telepítési könyvtárán belül a </w:t>
+      </w:r>
+      <w:proofErr w:type="spellStart"/>
+      <w:r>
+        <w:rPr>
+          <w:b/>
+          <w:sz w:val="32"/>
+          <w:szCs w:val="32"/>
+        </w:rPr>
+        <w:t>htdocs</w:t>
+      </w:r>
+      <w:proofErr w:type="spellEnd"/>
+      <w:r>
+        <w:rPr>
+          <w:b/>
+          <w:sz w:val="32"/>
+          <w:szCs w:val="32"/>
+        </w:rPr>
+        <w:t xml:space="preserve"> mappába kell másolni. Ez biztosítja, hogy az alkalmazás a helyi webszerveren keresztül legyen elérhető.</w:t>
+      </w:r>
+    </w:p>
+    <w:p>
+      <w:pPr>
+        <w:ind w:left="708"/>
         <w:rPr>
           <w:b/>
           <w:sz w:val="44"/>
           <w:szCs w:val="44"/>
         </w:rPr>
+      </w:pPr>
+    </w:p>
+    <w:p>
+      <w:pPr>
+        <w:ind w:left="708"/>
+        <w:rPr>
+          <w:b/>
+          <w:sz w:val="44"/>
+          <w:szCs w:val="44"/>
+        </w:rPr>
+      </w:pPr>
+    </w:p>
+    <w:p>
+      <w:pPr>
+        <w:ind w:left="708"/>
+        <w:rPr>
+          <w:b/>
+          <w:sz w:val="44"/>
+          <w:szCs w:val="44"/>
+        </w:rPr>
+      </w:pPr>
+    </w:p>
+    <w:p>
+      <w:pPr>
+        <w:ind w:left="708"/>
+        <w:rPr>
+          <w:b/>
+          <w:sz w:val="44"/>
+          <w:szCs w:val="44"/>
+        </w:rPr>
+      </w:pPr>
+    </w:p>
+    <w:p>
+      <w:pPr>
+        <w:ind w:left="708"/>
+        <w:rPr>
+          <w:b/>
+          <w:sz w:val="44"/>
+          <w:szCs w:val="44"/>
+        </w:rPr>
+      </w:pPr>
+    </w:p>
+    <w:p>
+      <w:pPr>
+        <w:ind w:left="708"/>
+        <w:rPr>
+          <w:b/>
+          <w:sz w:val="44"/>
+          <w:szCs w:val="44"/>
+        </w:rPr>
+      </w:pPr>
+    </w:p>
+    <w:p>
+      <w:pPr>
+        <w:ind w:left="708"/>
+        <w:rPr>
+          <w:b/>
+          <w:sz w:val="44"/>
+          <w:szCs w:val="44"/>
+        </w:rPr>
+      </w:pPr>
+      <w:proofErr w:type="spellStart"/>
+      <w:r>
+        <w:rPr>
+          <w:b/>
+          <w:sz w:val="44"/>
+          <w:szCs w:val="44"/>
+        </w:rPr>
+        <w:lastRenderedPageBreak/>
         <w:t>Wpf</w:t>
       </w:r>
       <w:proofErr w:type="spellEnd"/>
@@ -45,8 +376,8 @@
         </w:rPr>
         <w:drawing>
           <wp:inline distT="0" distB="0" distL="0" distR="0">
-            <wp:extent cx="5334000" cy="2805759"/>
-            <wp:effectExtent l="0" t="0" r="0" b="0"/>
+            <wp:extent cx="5431809" cy="2857208"/>
+            <wp:effectExtent l="0" t="0" r="0" b="635"/>
             <wp:docPr id="3" name="Kép 3"/>
             <wp:cNvGraphicFramePr>
               <a:graphicFrameLocks xmlns:a="http://schemas.openxmlformats.org/drawingml/2006/main" noChangeAspect="1"/>
@@ -73,7 +404,7 @@
                   <pic:spPr>
                     <a:xfrm>
                       <a:off x="0" y="0"/>
-                      <a:ext cx="5369494" cy="2824429"/>
+                      <a:ext cx="5557216" cy="2923174"/>
                     </a:xfrm>
                     <a:prstGeom prst="rect">
                       <a:avLst/>
@@ -908,8 +1239,6 @@
         </w:rPr>
         <w:t xml:space="preserve">A keresés oldalon van még egy külön funkció ahol új híreket tudunk feltölteni az adatbázisba </w:t>
       </w:r>
-      <w:bookmarkStart w:id="0" w:name="_GoBack"/>
-      <w:bookmarkEnd w:id="0"/>
     </w:p>
     <w:p>
       <w:pPr>
